--- a/CSC-575-DSA/Final Exam/Final Exam Questions.docx
+++ b/CSC-575-DSA/Final Exam/Final Exam Questions.docx
@@ -222,11 +222,19 @@
                 <w:b/>
               </w:rPr>
             </w:pPr>
+            <w:proofErr w:type="gramStart"/>
             <w:r>
               <w:rPr>
                 <w:b/>
               </w:rPr>
-              <w:t>Algorithm and Complexity Analysis</w:t>
+              <w:t>Algorithm</w:t>
+            </w:r>
+            <w:proofErr w:type="gramEnd"/>
+            <w:r>
+              <w:rPr>
+                <w:b/>
+              </w:rPr>
+              <w:t xml:space="preserve"> and Complexity Analysis</w:t>
             </w:r>
           </w:p>
         </w:tc>
@@ -839,8 +847,16 @@
               <w:rPr>
                 <w:b/>
               </w:rPr>
-              <w:t>Makram Soui</w:t>
-            </w:r>
+              <w:t xml:space="preserve">Makram </w:t>
+            </w:r>
+            <w:proofErr w:type="spellStart"/>
+            <w:r>
+              <w:rPr>
+                <w:b/>
+              </w:rPr>
+              <w:t>Soui</w:t>
+            </w:r>
+            <w:proofErr w:type="spellEnd"/>
           </w:p>
         </w:tc>
       </w:tr>
@@ -909,15 +925,24 @@
                 <w:b/>
                 <w:color w:val="0070C0"/>
               </w:rPr>
-              <w:t>, December  1</w:t>
-            </w:r>
+              <w:t xml:space="preserve">, </w:t>
+            </w:r>
+            <w:proofErr w:type="gramStart"/>
             <w:r>
               <w:rPr>
                 <w:b/>
                 <w:color w:val="0070C0"/>
               </w:rPr>
+              <w:t>December  1</w:t>
+            </w:r>
+            <w:r>
+              <w:rPr>
+                <w:b/>
+                <w:color w:val="0070C0"/>
+              </w:rPr>
               <w:t>1</w:t>
             </w:r>
+            <w:proofErr w:type="gramEnd"/>
             <w:r>
               <w:rPr>
                 <w:b/>
@@ -4332,7 +4357,25 @@
           <w:sz w:val="24"/>
           <w:szCs w:val="24"/>
         </w:rPr>
-        <w:t>When designing a hierarchy of classes, features and behaviours that are common to</w:t>
+        <w:t xml:space="preserve">When designing a hierarchy of classes, features and </w:t>
+      </w:r>
+      <w:proofErr w:type="spellStart"/>
+      <w:r>
+        <w:rPr>
+          <w:rFonts w:asciiTheme="majorBidi" w:hAnsiTheme="majorBidi" w:cstheme="majorBidi"/>
+          <w:sz w:val="24"/>
+          <w:szCs w:val="24"/>
+        </w:rPr>
+        <w:t>behaviours</w:t>
+      </w:r>
+      <w:proofErr w:type="spellEnd"/>
+      <w:r>
+        <w:rPr>
+          <w:rFonts w:asciiTheme="majorBidi" w:hAnsiTheme="majorBidi" w:cstheme="majorBidi"/>
+          <w:sz w:val="24"/>
+          <w:szCs w:val="24"/>
+        </w:rPr>
+        <w:t xml:space="preserve"> that are common to</w:t>
       </w:r>
       <w:r>
         <w:rPr>
@@ -4633,13 +4676,27 @@
         <w:rPr>
           <w:rFonts w:asciiTheme="majorBidi" w:hAnsiTheme="majorBidi" w:cstheme="majorBidi"/>
         </w:rPr>
-        <w:t xml:space="preserve">The selection sort algorithm sorts an array by repeatedly finding the </w:t>
-      </w:r>
-      <w:r>
-        <w:rPr>
-          <w:rFonts w:asciiTheme="majorBidi" w:hAnsiTheme="majorBidi" w:cstheme="majorBidi"/>
-        </w:rPr>
-        <w:t>___________</w:t>
+        <w:t xml:space="preserve">The selection sort algorithm sorts an array by repeatedly finding </w:t>
+      </w:r>
+      <w:proofErr w:type="gramStart"/>
+      <w:r>
+        <w:rPr>
+          <w:rFonts w:asciiTheme="majorBidi" w:hAnsiTheme="majorBidi" w:cstheme="majorBidi"/>
+        </w:rPr>
+        <w:t xml:space="preserve">the </w:t>
+      </w:r>
+      <w:r>
+        <w:rPr>
+          <w:rFonts w:asciiTheme="majorBidi" w:hAnsiTheme="majorBidi" w:cstheme="majorBidi"/>
+        </w:rPr>
+        <w:t>__</w:t>
+      </w:r>
+      <w:proofErr w:type="gramEnd"/>
+      <w:r>
+        <w:rPr>
+          <w:rFonts w:asciiTheme="majorBidi" w:hAnsiTheme="majorBidi" w:cstheme="majorBidi"/>
+        </w:rPr>
+        <w:t>_________</w:t>
       </w:r>
       <w:r>
         <w:rPr>
@@ -4899,13 +4956,27 @@
         <w:rPr>
           <w:rFonts w:asciiTheme="majorBidi" w:hAnsiTheme="majorBidi" w:cstheme="majorBidi"/>
         </w:rPr>
-        <w:t xml:space="preserve">algorithm is </w:t>
-      </w:r>
-      <w:r>
-        <w:rPr>
-          <w:rFonts w:asciiTheme="majorBidi" w:hAnsiTheme="majorBidi" w:cstheme="majorBidi"/>
-        </w:rPr>
-        <w:t xml:space="preserve"> ____________</w:t>
+        <w:t xml:space="preserve">algorithm </w:t>
+      </w:r>
+      <w:proofErr w:type="gramStart"/>
+      <w:r>
+        <w:rPr>
+          <w:rFonts w:asciiTheme="majorBidi" w:hAnsiTheme="majorBidi" w:cstheme="majorBidi"/>
+        </w:rPr>
+        <w:t xml:space="preserve">is </w:t>
+      </w:r>
+      <w:r>
+        <w:rPr>
+          <w:rFonts w:asciiTheme="majorBidi" w:hAnsiTheme="majorBidi" w:cstheme="majorBidi"/>
+        </w:rPr>
+        <w:t xml:space="preserve"> _</w:t>
+      </w:r>
+      <w:proofErr w:type="gramEnd"/>
+      <w:r>
+        <w:rPr>
+          <w:rFonts w:asciiTheme="majorBidi" w:hAnsiTheme="majorBidi" w:cstheme="majorBidi"/>
+        </w:rPr>
+        <w:t>___________</w:t>
       </w:r>
       <w:r>
         <w:rPr>
@@ -4936,13 +5007,23 @@
           <w:szCs w:val="24"/>
         </w:rPr>
       </w:pPr>
-      <w:r>
-        <w:rPr>
-          <w:rFonts w:asciiTheme="majorBidi" w:hAnsiTheme="majorBidi" w:cstheme="majorBidi"/>
-          <w:sz w:val="24"/>
-          <w:szCs w:val="24"/>
-        </w:rPr>
-        <w:t>O(1)</w:t>
+      <w:proofErr w:type="gramStart"/>
+      <w:r>
+        <w:rPr>
+          <w:rFonts w:asciiTheme="majorBidi" w:hAnsiTheme="majorBidi" w:cstheme="majorBidi"/>
+          <w:sz w:val="24"/>
+          <w:szCs w:val="24"/>
+        </w:rPr>
+        <w:t>O(</w:t>
+      </w:r>
+      <w:proofErr w:type="gramEnd"/>
+      <w:r>
+        <w:rPr>
+          <w:rFonts w:asciiTheme="majorBidi" w:hAnsiTheme="majorBidi" w:cstheme="majorBidi"/>
+          <w:sz w:val="24"/>
+          <w:szCs w:val="24"/>
+        </w:rPr>
+        <w:t>1)</w:t>
       </w:r>
     </w:p>
     <w:p>
@@ -4980,13 +5061,23 @@
           <w:szCs w:val="24"/>
         </w:rPr>
       </w:pPr>
-      <w:r>
-        <w:rPr>
-          <w:rFonts w:asciiTheme="majorBidi" w:hAnsiTheme="majorBidi" w:cstheme="majorBidi"/>
-          <w:sz w:val="24"/>
-          <w:szCs w:val="24"/>
-        </w:rPr>
-        <w:t>O(log n</w:t>
+      <w:proofErr w:type="gramStart"/>
+      <w:r>
+        <w:rPr>
+          <w:rFonts w:asciiTheme="majorBidi" w:hAnsiTheme="majorBidi" w:cstheme="majorBidi"/>
+          <w:sz w:val="24"/>
+          <w:szCs w:val="24"/>
+        </w:rPr>
+        <w:t>O(</w:t>
+      </w:r>
+      <w:proofErr w:type="gramEnd"/>
+      <w:r>
+        <w:rPr>
+          <w:rFonts w:asciiTheme="majorBidi" w:hAnsiTheme="majorBidi" w:cstheme="majorBidi"/>
+          <w:sz w:val="24"/>
+          <w:szCs w:val="24"/>
+        </w:rPr>
+        <w:t>log n</w:t>
       </w:r>
       <w:r>
         <w:rPr>
@@ -5523,7 +5614,23 @@
           <w:rFonts w:asciiTheme="majorBidi" w:eastAsia="Calibri" w:hAnsiTheme="majorBidi" w:cstheme="majorBidi"/>
           <w:lang w:eastAsia="en-US"/>
         </w:rPr>
-        <w:t xml:space="preserve">What is the worst case performance of insertion sort </w:t>
+        <w:t xml:space="preserve">What is the </w:t>
+      </w:r>
+      <w:proofErr w:type="gramStart"/>
+      <w:r>
+        <w:rPr>
+          <w:rFonts w:asciiTheme="majorBidi" w:eastAsia="Calibri" w:hAnsiTheme="majorBidi" w:cstheme="majorBidi"/>
+          <w:lang w:eastAsia="en-US"/>
+        </w:rPr>
+        <w:t>worst case</w:t>
+      </w:r>
+      <w:proofErr w:type="gramEnd"/>
+      <w:r>
+        <w:rPr>
+          <w:rFonts w:asciiTheme="majorBidi" w:eastAsia="Calibri" w:hAnsiTheme="majorBidi" w:cstheme="majorBidi"/>
+          <w:lang w:eastAsia="en-US"/>
+        </w:rPr>
+        <w:t xml:space="preserve"> performance of insertion sort </w:t>
       </w:r>
     </w:p>
     <w:p>
@@ -5608,12 +5715,21 @@
           <w:lang w:eastAsia="en-GB"/>
         </w:rPr>
       </w:pPr>
+      <w:proofErr w:type="gramStart"/>
       <w:r>
         <w:rPr>
           <w:rFonts w:asciiTheme="majorBidi" w:hAnsiTheme="majorBidi" w:cstheme="majorBidi"/>
           <w:lang w:eastAsia="en-GB"/>
         </w:rPr>
-        <w:t>O(n log n)</w:t>
+        <w:t>O(</w:t>
+      </w:r>
+      <w:proofErr w:type="gramEnd"/>
+      <w:r>
+        <w:rPr>
+          <w:rFonts w:asciiTheme="majorBidi" w:hAnsiTheme="majorBidi" w:cstheme="majorBidi"/>
+          <w:lang w:eastAsia="en-GB"/>
+        </w:rPr>
+        <w:t>n log n)</w:t>
       </w:r>
     </w:p>
     <w:p>
@@ -5633,12 +5749,21 @@
           <w:lang w:eastAsia="en-GB"/>
         </w:rPr>
       </w:pPr>
+      <w:proofErr w:type="gramStart"/>
       <w:r>
         <w:rPr>
           <w:rFonts w:asciiTheme="majorBidi" w:hAnsiTheme="majorBidi" w:cstheme="majorBidi"/>
           <w:lang w:eastAsia="en-GB"/>
         </w:rPr>
-        <w:t>O(log n)</w:t>
+        <w:t>O(</w:t>
+      </w:r>
+      <w:proofErr w:type="gramEnd"/>
+      <w:r>
+        <w:rPr>
+          <w:rFonts w:asciiTheme="majorBidi" w:hAnsiTheme="majorBidi" w:cstheme="majorBidi"/>
+          <w:lang w:eastAsia="en-GB"/>
+        </w:rPr>
+        <w:t>log n)</w:t>
       </w:r>
     </w:p>
     <w:p>
@@ -6040,7 +6165,21 @@
               <w:rPr>
                 <w:rFonts w:asciiTheme="majorBidi" w:hAnsiTheme="majorBidi" w:cstheme="majorBidi"/>
               </w:rPr>
-              <w:t xml:space="preserve">The insertion-sort algorithm sorts a list of values by repeatedly inserting a new element into unsorted sublist until the whole list is sorted. </w:t>
+              <w:t xml:space="preserve">The insertion-sort algorithm sorts a list of values by repeatedly inserting a new element into unsorted </w:t>
+            </w:r>
+            <w:proofErr w:type="spellStart"/>
+            <w:r>
+              <w:rPr>
+                <w:rFonts w:asciiTheme="majorBidi" w:hAnsiTheme="majorBidi" w:cstheme="majorBidi"/>
+              </w:rPr>
+              <w:t>sublist</w:t>
+            </w:r>
+            <w:proofErr w:type="spellEnd"/>
+            <w:r>
+              <w:rPr>
+                <w:rFonts w:asciiTheme="majorBidi" w:hAnsiTheme="majorBidi" w:cstheme="majorBidi"/>
+              </w:rPr>
+              <w:t xml:space="preserve"> until the whole list is sorted. </w:t>
             </w:r>
             <w:r>
               <w:rPr>
@@ -6156,14 +6295,30 @@
                 <w:rFonts w:asciiTheme="majorBidi" w:hAnsiTheme="majorBidi" w:cstheme="majorBidi"/>
                 <w:color w:val="000000" w:themeColor="text1"/>
               </w:rPr>
-              <w:t xml:space="preserve">The complexity of insertion sort algorithm is </w:t>
-            </w:r>
+              <w:t xml:space="preserve">The complexity of insertion sort algorithm </w:t>
+            </w:r>
+            <w:proofErr w:type="gramStart"/>
             <w:r>
               <w:rPr>
                 <w:rFonts w:asciiTheme="majorBidi" w:hAnsiTheme="majorBidi" w:cstheme="majorBidi"/>
                 <w:color w:val="000000" w:themeColor="text1"/>
               </w:rPr>
-              <w:t xml:space="preserve"> O(</w:t>
+              <w:t xml:space="preserve">is </w:t>
+            </w:r>
+            <w:r>
+              <w:rPr>
+                <w:rFonts w:asciiTheme="majorBidi" w:hAnsiTheme="majorBidi" w:cstheme="majorBidi"/>
+                <w:color w:val="000000" w:themeColor="text1"/>
+              </w:rPr>
+              <w:t xml:space="preserve"> O</w:t>
+            </w:r>
+            <w:proofErr w:type="gramEnd"/>
+            <w:r>
+              <w:rPr>
+                <w:rFonts w:asciiTheme="majorBidi" w:hAnsiTheme="majorBidi" w:cstheme="majorBidi"/>
+                <w:color w:val="000000" w:themeColor="text1"/>
+              </w:rPr>
+              <w:t>(</w:t>
             </w:r>
             <w:r>
               <w:rPr>
@@ -6182,6 +6337,7 @@
               </w:rPr>
               <w:t>2</w:t>
             </w:r>
+            <w:proofErr w:type="gramStart"/>
             <w:r>
               <w:rPr>
                 <w:rFonts w:asciiTheme="majorBidi" w:hAnsiTheme="majorBidi" w:cstheme="majorBidi"/>
@@ -6195,6 +6351,7 @@
               </w:rPr>
               <w:t>.</w:t>
             </w:r>
+            <w:proofErr w:type="gramEnd"/>
             <w:r>
               <w:rPr>
                 <w:rFonts w:asciiTheme="majorBidi" w:hAnsiTheme="majorBidi" w:cstheme="majorBidi"/>
@@ -6409,12 +6566,21 @@
               </w:rPr>
               <w:t xml:space="preserve">Abstract </w:t>
             </w:r>
+            <w:proofErr w:type="gramStart"/>
             <w:r>
               <w:rPr>
                 <w:rFonts w:asciiTheme="majorBidi" w:hAnsiTheme="majorBidi" w:cstheme="majorBidi"/>
                 <w:shd w:val="clear" w:color="auto" w:fill="FFFFFF"/>
               </w:rPr>
-              <w:t xml:space="preserve">method  is </w:t>
+              <w:t>method  is</w:t>
+            </w:r>
+            <w:proofErr w:type="gramEnd"/>
+            <w:r>
+              <w:rPr>
+                <w:rFonts w:asciiTheme="majorBidi" w:hAnsiTheme="majorBidi" w:cstheme="majorBidi"/>
+                <w:shd w:val="clear" w:color="auto" w:fill="FFFFFF"/>
+              </w:rPr>
+              <w:t xml:space="preserve"> </w:t>
             </w:r>
             <w:r>
               <w:rPr>
@@ -6543,7 +6709,35 @@
               <w:rPr>
                 <w:rFonts w:asciiTheme="majorBidi" w:hAnsiTheme="majorBidi" w:cstheme="majorBidi"/>
               </w:rPr>
-              <w:t>The worst-case running time of Mergesort is O(N log N)</w:t>
+              <w:t xml:space="preserve">The worst-case running time of </w:t>
+            </w:r>
+            <w:proofErr w:type="spellStart"/>
+            <w:r>
+              <w:rPr>
+                <w:rFonts w:asciiTheme="majorBidi" w:hAnsiTheme="majorBidi" w:cstheme="majorBidi"/>
+              </w:rPr>
+              <w:t>Mergesort</w:t>
+            </w:r>
+            <w:proofErr w:type="spellEnd"/>
+            <w:r>
+              <w:rPr>
+                <w:rFonts w:asciiTheme="majorBidi" w:hAnsiTheme="majorBidi" w:cstheme="majorBidi"/>
+              </w:rPr>
+              <w:t xml:space="preserve"> is </w:t>
+            </w:r>
+            <w:proofErr w:type="gramStart"/>
+            <w:r>
+              <w:rPr>
+                <w:rFonts w:asciiTheme="majorBidi" w:hAnsiTheme="majorBidi" w:cstheme="majorBidi"/>
+              </w:rPr>
+              <w:t>O(</w:t>
+            </w:r>
+            <w:proofErr w:type="gramEnd"/>
+            <w:r>
+              <w:rPr>
+                <w:rFonts w:asciiTheme="majorBidi" w:hAnsiTheme="majorBidi" w:cstheme="majorBidi"/>
+              </w:rPr>
+              <w:t>N log N)</w:t>
             </w:r>
           </w:p>
         </w:tc>
@@ -8724,13 +8918,41 @@
         <w:rPr>
           <w:rFonts w:ascii="Times New Roman" w:hAnsi="Times New Roman" w:cs="Times New Roman"/>
         </w:rPr>
-        <w:t>the outer loop of the algorithm has to run n times</w:t>
-      </w:r>
+        <w:t xml:space="preserve">the outer loop of the algorithm </w:t>
+      </w:r>
+      <w:proofErr w:type="gramStart"/>
       <w:r>
         <w:rPr>
           <w:rFonts w:ascii="Times New Roman" w:hAnsi="Times New Roman" w:cs="Times New Roman"/>
         </w:rPr>
-        <w:t xml:space="preserve"> and the inner loop in an average case has to run n times</w:t>
+        <w:t>has to</w:t>
+      </w:r>
+      <w:proofErr w:type="gramEnd"/>
+      <w:r>
+        <w:rPr>
+          <w:rFonts w:ascii="Times New Roman" w:hAnsi="Times New Roman" w:cs="Times New Roman"/>
+        </w:rPr>
+        <w:t xml:space="preserve"> run n times</w:t>
+      </w:r>
+      <w:r>
+        <w:rPr>
+          <w:rFonts w:ascii="Times New Roman" w:hAnsi="Times New Roman" w:cs="Times New Roman"/>
+        </w:rPr>
+        <w:t xml:space="preserve"> and the inner loop in an average case </w:t>
+      </w:r>
+      <w:proofErr w:type="gramStart"/>
+      <w:r>
+        <w:rPr>
+          <w:rFonts w:ascii="Times New Roman" w:hAnsi="Times New Roman" w:cs="Times New Roman"/>
+        </w:rPr>
+        <w:t>has to</w:t>
+      </w:r>
+      <w:proofErr w:type="gramEnd"/>
+      <w:r>
+        <w:rPr>
+          <w:rFonts w:ascii="Times New Roman" w:hAnsi="Times New Roman" w:cs="Times New Roman"/>
+        </w:rPr>
+        <w:t xml:space="preserve"> run n times</w:t>
       </w:r>
       <w:r>
         <w:rPr>
@@ -8754,7 +8976,21 @@
         <w:rPr>
           <w:rFonts w:ascii="Times New Roman" w:hAnsi="Times New Roman" w:cs="Times New Roman"/>
         </w:rPr>
-        <w:t xml:space="preserve">This is an average case, the worst case would also be O(n^2) with a reverse sorted list while a best case of an already sorted list would have a complexity of O(n) because it would never engage </w:t>
+        <w:t xml:space="preserve">This is an average </w:t>
+      </w:r>
+      <w:proofErr w:type="gramStart"/>
+      <w:r>
+        <w:rPr>
+          <w:rFonts w:ascii="Times New Roman" w:hAnsi="Times New Roman" w:cs="Times New Roman"/>
+        </w:rPr>
+        <w:t>case,</w:t>
+      </w:r>
+      <w:proofErr w:type="gramEnd"/>
+      <w:r>
+        <w:rPr>
+          <w:rFonts w:ascii="Times New Roman" w:hAnsi="Times New Roman" w:cs="Times New Roman"/>
+        </w:rPr>
+        <w:t xml:space="preserve"> the worst case would also be O(n^2) with a reverse sorted list while a best case of an already sorted list would have a complexity of O(n) because it would never engage </w:t>
       </w:r>
       <w:r>
         <w:rPr>
@@ -8986,7 +9222,27 @@
           <w:sz w:val="24"/>
           <w:szCs w:val="24"/>
         </w:rPr>
-        <w:t>import java.util.*;</w:t>
+        <w:t xml:space="preserve">import </w:t>
+      </w:r>
+      <w:proofErr w:type="spellStart"/>
+      <w:r>
+        <w:rPr>
+          <w:rFonts w:asciiTheme="majorBidi" w:hAnsiTheme="majorBidi" w:cstheme="majorBidi"/>
+          <w:color w:val="000000" w:themeColor="text1"/>
+          <w:sz w:val="24"/>
+          <w:szCs w:val="24"/>
+        </w:rPr>
+        <w:t>java.util</w:t>
+      </w:r>
+      <w:proofErr w:type="spellEnd"/>
+      <w:r>
+        <w:rPr>
+          <w:rFonts w:asciiTheme="majorBidi" w:hAnsiTheme="majorBidi" w:cstheme="majorBidi"/>
+          <w:color w:val="000000" w:themeColor="text1"/>
+          <w:sz w:val="24"/>
+          <w:szCs w:val="24"/>
+        </w:rPr>
+        <w:t>.*;</w:t>
       </w:r>
       <w:r>
         <w:rPr>
@@ -9006,7 +9262,47 @@
           <w:szCs w:val="24"/>
         </w:rPr>
         <w:br/>
-        <w:t>public static void main(String[] args) {</w:t>
+        <w:t xml:space="preserve">public static void </w:t>
+      </w:r>
+      <w:proofErr w:type="gramStart"/>
+      <w:r>
+        <w:rPr>
+          <w:rFonts w:asciiTheme="majorBidi" w:hAnsiTheme="majorBidi" w:cstheme="majorBidi"/>
+          <w:color w:val="000000" w:themeColor="text1"/>
+          <w:sz w:val="24"/>
+          <w:szCs w:val="24"/>
+        </w:rPr>
+        <w:t>main(String[</w:t>
+      </w:r>
+      <w:proofErr w:type="gramEnd"/>
+      <w:r>
+        <w:rPr>
+          <w:rFonts w:asciiTheme="majorBidi" w:hAnsiTheme="majorBidi" w:cstheme="majorBidi"/>
+          <w:color w:val="000000" w:themeColor="text1"/>
+          <w:sz w:val="24"/>
+          <w:szCs w:val="24"/>
+        </w:rPr>
+        <w:t xml:space="preserve">] </w:t>
+      </w:r>
+      <w:proofErr w:type="spellStart"/>
+      <w:r>
+        <w:rPr>
+          <w:rFonts w:asciiTheme="majorBidi" w:hAnsiTheme="majorBidi" w:cstheme="majorBidi"/>
+          <w:color w:val="000000" w:themeColor="text1"/>
+          <w:sz w:val="24"/>
+          <w:szCs w:val="24"/>
+        </w:rPr>
+        <w:t>args</w:t>
+      </w:r>
+      <w:proofErr w:type="spellEnd"/>
+      <w:r>
+        <w:rPr>
+          <w:rFonts w:asciiTheme="majorBidi" w:hAnsiTheme="majorBidi" w:cstheme="majorBidi"/>
+          <w:color w:val="000000" w:themeColor="text1"/>
+          <w:sz w:val="24"/>
+          <w:szCs w:val="24"/>
+        </w:rPr>
+        <w:t>) {</w:t>
       </w:r>
       <w:r>
         <w:rPr>
@@ -9035,8 +9331,10 @@
           <w:szCs w:val="24"/>
         </w:rPr>
         <w:br/>
-        <w:t xml:space="preserve"> stack.push (40); </w:t>
-      </w:r>
+        <w:t xml:space="preserve"> </w:t>
+      </w:r>
+      <w:proofErr w:type="spellStart"/>
+      <w:proofErr w:type="gramStart"/>
       <w:r>
         <w:rPr>
           <w:rFonts w:asciiTheme="majorBidi" w:hAnsiTheme="majorBidi" w:cstheme="majorBidi"/>
@@ -9044,8 +9342,69 @@
           <w:sz w:val="24"/>
           <w:szCs w:val="24"/>
         </w:rPr>
+        <w:t>stack.push</w:t>
+      </w:r>
+      <w:proofErr w:type="spellEnd"/>
+      <w:proofErr w:type="gramEnd"/>
+      <w:r>
+        <w:rPr>
+          <w:rFonts w:asciiTheme="majorBidi" w:hAnsiTheme="majorBidi" w:cstheme="majorBidi"/>
+          <w:color w:val="000000" w:themeColor="text1"/>
+          <w:sz w:val="24"/>
+          <w:szCs w:val="24"/>
+        </w:rPr>
+        <w:t xml:space="preserve"> (40); </w:t>
+      </w:r>
+      <w:r>
+        <w:rPr>
+          <w:rFonts w:asciiTheme="majorBidi" w:hAnsiTheme="majorBidi" w:cstheme="majorBidi"/>
+          <w:color w:val="000000" w:themeColor="text1"/>
+          <w:sz w:val="24"/>
+          <w:szCs w:val="24"/>
+        </w:rPr>
         <w:br/>
-        <w:t xml:space="preserve">stack.push (50);  </w:t>
+      </w:r>
+      <w:proofErr w:type="spellStart"/>
+      <w:proofErr w:type="gramStart"/>
+      <w:r>
+        <w:rPr>
+          <w:rFonts w:asciiTheme="majorBidi" w:hAnsiTheme="majorBidi" w:cstheme="majorBidi"/>
+          <w:color w:val="000000" w:themeColor="text1"/>
+          <w:sz w:val="24"/>
+          <w:szCs w:val="24"/>
+        </w:rPr>
+        <w:t>stack.push</w:t>
+      </w:r>
+      <w:proofErr w:type="spellEnd"/>
+      <w:proofErr w:type="gramEnd"/>
+      <w:r>
+        <w:rPr>
+          <w:rFonts w:asciiTheme="majorBidi" w:hAnsiTheme="majorBidi" w:cstheme="majorBidi"/>
+          <w:color w:val="000000" w:themeColor="text1"/>
+          <w:sz w:val="24"/>
+          <w:szCs w:val="24"/>
+        </w:rPr>
+        <w:t xml:space="preserve"> (50</w:t>
+      </w:r>
+      <w:proofErr w:type="gramStart"/>
+      <w:r>
+        <w:rPr>
+          <w:rFonts w:asciiTheme="majorBidi" w:hAnsiTheme="majorBidi" w:cstheme="majorBidi"/>
+          <w:color w:val="000000" w:themeColor="text1"/>
+          <w:sz w:val="24"/>
+          <w:szCs w:val="24"/>
+        </w:rPr>
+        <w:t>);</w:t>
+      </w:r>
+      <w:proofErr w:type="gramEnd"/>
+      <w:r>
+        <w:rPr>
+          <w:rFonts w:asciiTheme="majorBidi" w:hAnsiTheme="majorBidi" w:cstheme="majorBidi"/>
+          <w:color w:val="000000" w:themeColor="text1"/>
+          <w:sz w:val="24"/>
+          <w:szCs w:val="24"/>
+        </w:rPr>
+        <w:t xml:space="preserve">  </w:t>
       </w:r>
     </w:p>
     <w:p>
@@ -9061,6 +9420,8 @@
           <w:szCs w:val="24"/>
         </w:rPr>
       </w:pPr>
+      <w:proofErr w:type="spellStart"/>
+      <w:proofErr w:type="gramStart"/>
       <w:r>
         <w:rPr>
           <w:rFonts w:asciiTheme="majorBidi" w:hAnsiTheme="majorBidi" w:cstheme="majorBidi"/>
@@ -9068,7 +9429,38 @@
           <w:sz w:val="24"/>
           <w:szCs w:val="24"/>
         </w:rPr>
-        <w:t xml:space="preserve">stack.push (60); </w:t>
+        <w:t>stack.push</w:t>
+      </w:r>
+      <w:proofErr w:type="spellEnd"/>
+      <w:proofErr w:type="gramEnd"/>
+      <w:r>
+        <w:rPr>
+          <w:rFonts w:asciiTheme="majorBidi" w:hAnsiTheme="majorBidi" w:cstheme="majorBidi"/>
+          <w:color w:val="000000" w:themeColor="text1"/>
+          <w:sz w:val="24"/>
+          <w:szCs w:val="24"/>
+        </w:rPr>
+        <w:t xml:space="preserve"> (60</w:t>
+      </w:r>
+      <w:proofErr w:type="gramStart"/>
+      <w:r>
+        <w:rPr>
+          <w:rFonts w:asciiTheme="majorBidi" w:hAnsiTheme="majorBidi" w:cstheme="majorBidi"/>
+          <w:color w:val="000000" w:themeColor="text1"/>
+          <w:sz w:val="24"/>
+          <w:szCs w:val="24"/>
+        </w:rPr>
+        <w:t>);</w:t>
+      </w:r>
+      <w:proofErr w:type="gramEnd"/>
+      <w:r>
+        <w:rPr>
+          <w:rFonts w:asciiTheme="majorBidi" w:hAnsiTheme="majorBidi" w:cstheme="majorBidi"/>
+          <w:color w:val="000000" w:themeColor="text1"/>
+          <w:sz w:val="24"/>
+          <w:szCs w:val="24"/>
+        </w:rPr>
+        <w:t xml:space="preserve"> </w:t>
       </w:r>
     </w:p>
     <w:p>
@@ -9084,6 +9476,7 @@
           <w:szCs w:val="24"/>
         </w:rPr>
       </w:pPr>
+      <w:proofErr w:type="spellStart"/>
       <w:r>
         <w:rPr>
           <w:rFonts w:asciiTheme="majorBidi" w:hAnsiTheme="majorBidi" w:cstheme="majorBidi"/>
@@ -9091,8 +9484,9 @@
           <w:sz w:val="24"/>
           <w:szCs w:val="24"/>
         </w:rPr>
-        <w:t>System.out.println ("stack elements: " + stack);</w:t>
-      </w:r>
+        <w:t>System.out.println</w:t>
+      </w:r>
+      <w:proofErr w:type="spellEnd"/>
       <w:r>
         <w:rPr>
           <w:rFonts w:asciiTheme="majorBidi" w:hAnsiTheme="majorBidi" w:cstheme="majorBidi"/>
@@ -9100,9 +9494,18 @@
           <w:sz w:val="24"/>
           <w:szCs w:val="24"/>
         </w:rPr>
+        <w:t xml:space="preserve"> ("stack elements: " + stack);</w:t>
+      </w:r>
+      <w:r>
+        <w:rPr>
+          <w:rFonts w:asciiTheme="majorBidi" w:hAnsiTheme="majorBidi" w:cstheme="majorBidi"/>
+          <w:color w:val="000000" w:themeColor="text1"/>
+          <w:sz w:val="24"/>
+          <w:szCs w:val="24"/>
+        </w:rPr>
         <w:br/>
-        <w:t>System.out.println ("Top element of stack is: " + stack.peek ());</w:t>
-      </w:r>
+      </w:r>
+      <w:proofErr w:type="spellStart"/>
       <w:r>
         <w:rPr>
           <w:rFonts w:asciiTheme="majorBidi" w:hAnsiTheme="majorBidi" w:cstheme="majorBidi"/>
@@ -9110,9 +9513,50 @@
           <w:sz w:val="24"/>
           <w:szCs w:val="24"/>
         </w:rPr>
+        <w:t>System.out.println</w:t>
+      </w:r>
+      <w:proofErr w:type="spellEnd"/>
+      <w:r>
+        <w:rPr>
+          <w:rFonts w:asciiTheme="majorBidi" w:hAnsiTheme="majorBidi" w:cstheme="majorBidi"/>
+          <w:color w:val="000000" w:themeColor="text1"/>
+          <w:sz w:val="24"/>
+          <w:szCs w:val="24"/>
+        </w:rPr>
+        <w:t xml:space="preserve"> ("Top element of stack is: " + </w:t>
+      </w:r>
+      <w:proofErr w:type="spellStart"/>
+      <w:proofErr w:type="gramStart"/>
+      <w:r>
+        <w:rPr>
+          <w:rFonts w:asciiTheme="majorBidi" w:hAnsiTheme="majorBidi" w:cstheme="majorBidi"/>
+          <w:color w:val="000000" w:themeColor="text1"/>
+          <w:sz w:val="24"/>
+          <w:szCs w:val="24"/>
+        </w:rPr>
+        <w:t>stack.peek</w:t>
+      </w:r>
+      <w:proofErr w:type="spellEnd"/>
+      <w:proofErr w:type="gramEnd"/>
+      <w:r>
+        <w:rPr>
+          <w:rFonts w:asciiTheme="majorBidi" w:hAnsiTheme="majorBidi" w:cstheme="majorBidi"/>
+          <w:color w:val="000000" w:themeColor="text1"/>
+          <w:sz w:val="24"/>
+          <w:szCs w:val="24"/>
+        </w:rPr>
+        <w:t xml:space="preserve"> ());</w:t>
+      </w:r>
+      <w:r>
+        <w:rPr>
+          <w:rFonts w:asciiTheme="majorBidi" w:hAnsiTheme="majorBidi" w:cstheme="majorBidi"/>
+          <w:color w:val="000000" w:themeColor="text1"/>
+          <w:sz w:val="24"/>
+          <w:szCs w:val="24"/>
+        </w:rPr>
         <w:br/>
-        <w:t>System.out.println ("Element removed from stack is: " + stack.pop ());</w:t>
-      </w:r>
+      </w:r>
+      <w:proofErr w:type="spellStart"/>
       <w:r>
         <w:rPr>
           <w:rFonts w:asciiTheme="majorBidi" w:hAnsiTheme="majorBidi" w:cstheme="majorBidi"/>
@@ -9120,9 +9564,48 @@
           <w:sz w:val="24"/>
           <w:szCs w:val="24"/>
         </w:rPr>
+        <w:t>System.out.println</w:t>
+      </w:r>
+      <w:proofErr w:type="spellEnd"/>
+      <w:r>
+        <w:rPr>
+          <w:rFonts w:asciiTheme="majorBidi" w:hAnsiTheme="majorBidi" w:cstheme="majorBidi"/>
+          <w:color w:val="000000" w:themeColor="text1"/>
+          <w:sz w:val="24"/>
+          <w:szCs w:val="24"/>
+        </w:rPr>
+        <w:t xml:space="preserve"> ("Element removed from stack is: " + </w:t>
+      </w:r>
+      <w:proofErr w:type="spellStart"/>
+      <w:r>
+        <w:rPr>
+          <w:rFonts w:asciiTheme="majorBidi" w:hAnsiTheme="majorBidi" w:cstheme="majorBidi"/>
+          <w:color w:val="000000" w:themeColor="text1"/>
+          <w:sz w:val="24"/>
+          <w:szCs w:val="24"/>
+        </w:rPr>
+        <w:t>stack.pop</w:t>
+      </w:r>
+      <w:proofErr w:type="spellEnd"/>
+      <w:r>
+        <w:rPr>
+          <w:rFonts w:asciiTheme="majorBidi" w:hAnsiTheme="majorBidi" w:cstheme="majorBidi"/>
+          <w:color w:val="000000" w:themeColor="text1"/>
+          <w:sz w:val="24"/>
+          <w:szCs w:val="24"/>
+        </w:rPr>
+        <w:t xml:space="preserve"> ());</w:t>
+      </w:r>
+      <w:r>
+        <w:rPr>
+          <w:rFonts w:asciiTheme="majorBidi" w:hAnsiTheme="majorBidi" w:cstheme="majorBidi"/>
+          <w:color w:val="000000" w:themeColor="text1"/>
+          <w:sz w:val="24"/>
+          <w:szCs w:val="24"/>
+        </w:rPr>
         <w:br/>
-        <w:t>System.out.println ("stack elements after removal: " + stack);</w:t>
-      </w:r>
+      </w:r>
+      <w:proofErr w:type="spellStart"/>
       <w:r>
         <w:rPr>
           <w:rFonts w:asciiTheme="majorBidi" w:hAnsiTheme="majorBidi" w:cstheme="majorBidi"/>
@@ -9130,6 +9613,25 @@
           <w:sz w:val="24"/>
           <w:szCs w:val="24"/>
         </w:rPr>
+        <w:t>System.out.println</w:t>
+      </w:r>
+      <w:proofErr w:type="spellEnd"/>
+      <w:r>
+        <w:rPr>
+          <w:rFonts w:asciiTheme="majorBidi" w:hAnsiTheme="majorBidi" w:cstheme="majorBidi"/>
+          <w:color w:val="000000" w:themeColor="text1"/>
+          <w:sz w:val="24"/>
+          <w:szCs w:val="24"/>
+        </w:rPr>
+        <w:t xml:space="preserve"> ("stack elements after removal: " + stack);</w:t>
+      </w:r>
+      <w:r>
+        <w:rPr>
+          <w:rFonts w:asciiTheme="majorBidi" w:hAnsiTheme="majorBidi" w:cstheme="majorBidi"/>
+          <w:color w:val="000000" w:themeColor="text1"/>
+          <w:sz w:val="24"/>
+          <w:szCs w:val="24"/>
+        </w:rPr>
         <w:br/>
       </w:r>
       <w:r>
@@ -9139,8 +9641,9 @@
           <w:sz w:val="24"/>
           <w:szCs w:val="24"/>
         </w:rPr>
-        <w:t xml:space="preserve">      </w:t>
-      </w:r>
+        <w:t xml:space="preserve">    </w:t>
+      </w:r>
+      <w:proofErr w:type="gramStart"/>
       <w:r>
         <w:rPr>
           <w:rFonts w:asciiTheme="majorBidi" w:hAnsiTheme="majorBidi" w:cstheme="majorBidi"/>
@@ -9148,8 +9651,18 @@
           <w:sz w:val="24"/>
           <w:szCs w:val="24"/>
         </w:rPr>
+        <w:t xml:space="preserve">  </w:t>
+      </w:r>
+      <w:r>
+        <w:rPr>
+          <w:rFonts w:asciiTheme="majorBidi" w:hAnsiTheme="majorBidi" w:cstheme="majorBidi"/>
+          <w:color w:val="000000" w:themeColor="text1"/>
+          <w:sz w:val="24"/>
+          <w:szCs w:val="24"/>
+        </w:rPr>
         <w:t>}</w:t>
       </w:r>
+      <w:proofErr w:type="gramEnd"/>
       <w:r>
         <w:rPr>
           <w:rFonts w:asciiTheme="majorBidi" w:hAnsiTheme="majorBidi" w:cstheme="majorBidi"/>
@@ -9750,14 +10263,21 @@
         </w:rPr>
       </w:pPr>
       <w:r>
-        <w:t>What are the key differences between open addressing and separate chaining as collision resolution techniques in hash tables, and in which scenarios is one more efficient than the other?</w:t>
+        <w:t xml:space="preserve">What are the key differences between open addressing and separate chaining as collision resolution techniques in hash tables, and in which scenarios </w:t>
+      </w:r>
+      <w:proofErr w:type="gramStart"/>
+      <w:r>
+        <w:t>is</w:t>
+      </w:r>
+      <w:proofErr w:type="gramEnd"/>
+      <w:r>
+        <w:t xml:space="preserve"> one more efficient than the other?</w:t>
       </w:r>
     </w:p>
     <w:p>
       <w:pPr>
         <w:pStyle w:val="HTMLPreformatted"/>
         <w:wordWrap w:val="0"/>
-        <w:jc w:val="right"/>
         <w:textAlignment w:val="baseline"/>
         <w:outlineLvl w:val="3"/>
         <w:rPr>
@@ -9767,6 +10287,503 @@
           <w:szCs w:val="23"/>
         </w:rPr>
       </w:pPr>
+    </w:p>
+    <w:p>
+      <w:pPr>
+        <w:pStyle w:val="HTMLPreformatted"/>
+        <w:wordWrap w:val="0"/>
+        <w:textAlignment w:val="baseline"/>
+        <w:outlineLvl w:val="3"/>
+        <w:rPr>
+          <w:rFonts w:ascii="Times New Roman" w:hAnsi="Times New Roman" w:cs="Times New Roman"/>
+          <w:color w:val="00B050"/>
+          <w:sz w:val="23"/>
+          <w:szCs w:val="23"/>
+        </w:rPr>
+      </w:pPr>
+      <w:r>
+        <w:rPr>
+          <w:rFonts w:ascii="Times New Roman" w:hAnsi="Times New Roman" w:cs="Times New Roman"/>
+          <w:color w:val="00B050"/>
+          <w:sz w:val="23"/>
+          <w:szCs w:val="23"/>
+        </w:rPr>
+        <w:t xml:space="preserve">Open addressing </w:t>
+      </w:r>
+      <w:r>
+        <w:rPr>
+          <w:rFonts w:ascii="Times New Roman" w:hAnsi="Times New Roman" w:cs="Times New Roman"/>
+          <w:color w:val="00B050"/>
+          <w:sz w:val="23"/>
+          <w:szCs w:val="23"/>
+        </w:rPr>
+        <w:t xml:space="preserve">moves </w:t>
+      </w:r>
+      <w:r>
+        <w:rPr>
+          <w:rFonts w:ascii="Times New Roman" w:hAnsi="Times New Roman" w:cs="Times New Roman"/>
+          <w:color w:val="00B050"/>
+          <w:sz w:val="23"/>
+          <w:szCs w:val="23"/>
+        </w:rPr>
+        <w:t>values that hash to the same index as others to the next available index</w:t>
+      </w:r>
+      <w:r>
+        <w:rPr>
+          <w:rFonts w:ascii="Times New Roman" w:hAnsi="Times New Roman" w:cs="Times New Roman"/>
+          <w:color w:val="00B050"/>
+          <w:sz w:val="23"/>
+          <w:szCs w:val="23"/>
+        </w:rPr>
+        <w:t xml:space="preserve"> </w:t>
+      </w:r>
+    </w:p>
+    <w:p>
+      <w:pPr>
+        <w:pStyle w:val="HTMLPreformatted"/>
+        <w:wordWrap w:val="0"/>
+        <w:textAlignment w:val="baseline"/>
+        <w:outlineLvl w:val="3"/>
+        <w:rPr>
+          <w:rFonts w:ascii="Times New Roman" w:hAnsi="Times New Roman" w:cs="Times New Roman"/>
+          <w:color w:val="00B050"/>
+          <w:sz w:val="23"/>
+          <w:szCs w:val="23"/>
+        </w:rPr>
+      </w:pPr>
+      <w:r>
+        <w:rPr>
+          <w:rFonts w:ascii="Times New Roman" w:hAnsi="Times New Roman" w:cs="Times New Roman"/>
+          <w:color w:val="00B050"/>
+          <w:sz w:val="23"/>
+          <w:szCs w:val="23"/>
+        </w:rPr>
+        <w:t>Given the probing strategy put forth such as linear, quadratic or double Hashing.</w:t>
+      </w:r>
+    </w:p>
+    <w:p>
+      <w:pPr>
+        <w:pStyle w:val="HTMLPreformatted"/>
+        <w:wordWrap w:val="0"/>
+        <w:textAlignment w:val="baseline"/>
+        <w:outlineLvl w:val="3"/>
+        <w:rPr>
+          <w:rFonts w:ascii="Times New Roman" w:hAnsi="Times New Roman" w:cs="Times New Roman"/>
+          <w:color w:val="00B050"/>
+          <w:sz w:val="23"/>
+          <w:szCs w:val="23"/>
+        </w:rPr>
+      </w:pPr>
+    </w:p>
+    <w:p>
+      <w:pPr>
+        <w:pStyle w:val="HTMLPreformatted"/>
+        <w:wordWrap w:val="0"/>
+        <w:textAlignment w:val="baseline"/>
+        <w:outlineLvl w:val="3"/>
+        <w:rPr>
+          <w:rFonts w:ascii="Times New Roman" w:hAnsi="Times New Roman" w:cs="Times New Roman"/>
+          <w:color w:val="00B050"/>
+          <w:sz w:val="23"/>
+          <w:szCs w:val="23"/>
+        </w:rPr>
+      </w:pPr>
+      <w:r>
+        <w:rPr>
+          <w:rFonts w:ascii="Times New Roman" w:hAnsi="Times New Roman" w:cs="Times New Roman"/>
+          <w:color w:val="00B050"/>
+          <w:sz w:val="23"/>
+          <w:szCs w:val="23"/>
+        </w:rPr>
+        <w:t xml:space="preserve">Separate chaining on the other hand maps </w:t>
+      </w:r>
+      <w:r>
+        <w:rPr>
+          <w:rFonts w:ascii="Times New Roman" w:hAnsi="Times New Roman" w:cs="Times New Roman"/>
+          <w:color w:val="00B050"/>
+          <w:sz w:val="23"/>
+          <w:szCs w:val="23"/>
+        </w:rPr>
+        <w:t xml:space="preserve">colliding hash values to the same index but </w:t>
+      </w:r>
+      <w:proofErr w:type="gramStart"/>
+      <w:r>
+        <w:rPr>
+          <w:rFonts w:ascii="Times New Roman" w:hAnsi="Times New Roman" w:cs="Times New Roman"/>
+          <w:color w:val="00B050"/>
+          <w:sz w:val="23"/>
+          <w:szCs w:val="23"/>
+        </w:rPr>
+        <w:t>appends</w:t>
+      </w:r>
+      <w:proofErr w:type="gramEnd"/>
+      <w:r>
+        <w:rPr>
+          <w:rFonts w:ascii="Times New Roman" w:hAnsi="Times New Roman" w:cs="Times New Roman"/>
+          <w:color w:val="00B050"/>
+          <w:sz w:val="23"/>
+          <w:szCs w:val="23"/>
+        </w:rPr>
+        <w:t xml:space="preserve"> them</w:t>
+      </w:r>
+      <w:r>
+        <w:rPr>
+          <w:rFonts w:ascii="Times New Roman" w:hAnsi="Times New Roman" w:cs="Times New Roman"/>
+          <w:color w:val="00B050"/>
+          <w:sz w:val="23"/>
+          <w:szCs w:val="23"/>
+        </w:rPr>
+        <w:t xml:space="preserve"> </w:t>
+      </w:r>
+      <w:r>
+        <w:rPr>
+          <w:rFonts w:ascii="Times New Roman" w:hAnsi="Times New Roman" w:cs="Times New Roman"/>
+          <w:color w:val="00B050"/>
+          <w:sz w:val="23"/>
+          <w:szCs w:val="23"/>
+        </w:rPr>
+        <w:t>Together in a Linked List</w:t>
+      </w:r>
+      <w:r>
+        <w:rPr>
+          <w:rFonts w:ascii="Times New Roman" w:hAnsi="Times New Roman" w:cs="Times New Roman"/>
+          <w:color w:val="00B050"/>
+          <w:sz w:val="23"/>
+          <w:szCs w:val="23"/>
+        </w:rPr>
+        <w:t xml:space="preserve"> at that index</w:t>
+      </w:r>
+      <w:r>
+        <w:rPr>
+          <w:rFonts w:ascii="Times New Roman" w:hAnsi="Times New Roman" w:cs="Times New Roman"/>
+          <w:color w:val="00B050"/>
+          <w:sz w:val="23"/>
+          <w:szCs w:val="23"/>
+        </w:rPr>
+        <w:t>.</w:t>
+      </w:r>
+    </w:p>
+    <w:p>
+      <w:pPr>
+        <w:pStyle w:val="HTMLPreformatted"/>
+        <w:wordWrap w:val="0"/>
+        <w:textAlignment w:val="baseline"/>
+        <w:outlineLvl w:val="3"/>
+        <w:rPr>
+          <w:rFonts w:ascii="Times New Roman" w:hAnsi="Times New Roman" w:cs="Times New Roman"/>
+          <w:color w:val="00B050"/>
+          <w:sz w:val="23"/>
+          <w:szCs w:val="23"/>
+        </w:rPr>
+      </w:pPr>
+    </w:p>
+    <w:p>
+      <w:pPr>
+        <w:pStyle w:val="HTMLPreformatted"/>
+        <w:wordWrap w:val="0"/>
+        <w:textAlignment w:val="baseline"/>
+        <w:outlineLvl w:val="3"/>
+        <w:rPr>
+          <w:rFonts w:ascii="Times New Roman" w:hAnsi="Times New Roman" w:cs="Times New Roman"/>
+          <w:color w:val="00B050"/>
+          <w:sz w:val="23"/>
+          <w:szCs w:val="23"/>
+        </w:rPr>
+      </w:pPr>
+      <w:r>
+        <w:rPr>
+          <w:rFonts w:ascii="Times New Roman" w:hAnsi="Times New Roman" w:cs="Times New Roman"/>
+          <w:color w:val="00B050"/>
+          <w:sz w:val="23"/>
+          <w:szCs w:val="23"/>
+        </w:rPr>
+        <w:t>There</w:t>
+      </w:r>
+      <w:r>
+        <w:rPr>
+          <w:rFonts w:ascii="Times New Roman" w:hAnsi="Times New Roman" w:cs="Times New Roman"/>
+          <w:color w:val="00B050"/>
+          <w:sz w:val="23"/>
+          <w:szCs w:val="23"/>
+        </w:rPr>
+        <w:t xml:space="preserve"> are</w:t>
+      </w:r>
+      <w:r>
+        <w:rPr>
+          <w:rFonts w:ascii="Times New Roman" w:hAnsi="Times New Roman" w:cs="Times New Roman"/>
+          <w:color w:val="00B050"/>
+          <w:sz w:val="23"/>
+          <w:szCs w:val="23"/>
+        </w:rPr>
+        <w:t xml:space="preserve"> multiple scenarios when these </w:t>
+      </w:r>
+      <w:r>
+        <w:rPr>
+          <w:rFonts w:ascii="Times New Roman" w:hAnsi="Times New Roman" w:cs="Times New Roman"/>
+          <w:color w:val="00B050"/>
+          <w:sz w:val="23"/>
+          <w:szCs w:val="23"/>
+        </w:rPr>
+        <w:t xml:space="preserve">resolutions for collisions perform better than one or the </w:t>
+      </w:r>
+    </w:p>
+    <w:p>
+      <w:pPr>
+        <w:pStyle w:val="HTMLPreformatted"/>
+        <w:wordWrap w:val="0"/>
+        <w:textAlignment w:val="baseline"/>
+        <w:outlineLvl w:val="3"/>
+        <w:rPr>
+          <w:rFonts w:ascii="Times New Roman" w:hAnsi="Times New Roman" w:cs="Times New Roman"/>
+          <w:color w:val="00B050"/>
+          <w:sz w:val="23"/>
+          <w:szCs w:val="23"/>
+        </w:rPr>
+      </w:pPr>
+      <w:r>
+        <w:rPr>
+          <w:rFonts w:ascii="Times New Roman" w:hAnsi="Times New Roman" w:cs="Times New Roman"/>
+          <w:color w:val="00B050"/>
+          <w:sz w:val="23"/>
+          <w:szCs w:val="23"/>
+        </w:rPr>
+        <w:t xml:space="preserve">other. For instance, </w:t>
+      </w:r>
+      <w:r>
+        <w:rPr>
+          <w:rFonts w:ascii="Times New Roman" w:hAnsi="Times New Roman" w:cs="Times New Roman"/>
+          <w:color w:val="00B050"/>
+          <w:sz w:val="23"/>
+          <w:szCs w:val="23"/>
+        </w:rPr>
+        <w:t xml:space="preserve">Open Addressing is more memory efficient because it doesn’t have to store </w:t>
+      </w:r>
+    </w:p>
+    <w:p>
+      <w:pPr>
+        <w:pStyle w:val="HTMLPreformatted"/>
+        <w:wordWrap w:val="0"/>
+        <w:textAlignment w:val="baseline"/>
+        <w:outlineLvl w:val="3"/>
+        <w:rPr>
+          <w:rFonts w:ascii="Times New Roman" w:hAnsi="Times New Roman" w:cs="Times New Roman"/>
+          <w:color w:val="00B050"/>
+          <w:sz w:val="23"/>
+          <w:szCs w:val="23"/>
+        </w:rPr>
+      </w:pPr>
+      <w:r>
+        <w:rPr>
+          <w:rFonts w:ascii="Times New Roman" w:hAnsi="Times New Roman" w:cs="Times New Roman"/>
+          <w:color w:val="00B050"/>
+          <w:sz w:val="23"/>
+          <w:szCs w:val="23"/>
+        </w:rPr>
+        <w:t>th</w:t>
+      </w:r>
+      <w:r>
+        <w:rPr>
+          <w:rFonts w:ascii="Times New Roman" w:hAnsi="Times New Roman" w:cs="Times New Roman"/>
+          <w:color w:val="00B050"/>
+          <w:sz w:val="23"/>
+          <w:szCs w:val="23"/>
+        </w:rPr>
+        <w:t>e extra Linked List structure</w:t>
+      </w:r>
+      <w:r>
+        <w:rPr>
+          <w:rFonts w:ascii="Times New Roman" w:hAnsi="Times New Roman" w:cs="Times New Roman"/>
+          <w:color w:val="00B050"/>
+          <w:sz w:val="23"/>
+          <w:szCs w:val="23"/>
+        </w:rPr>
+        <w:t xml:space="preserve">. </w:t>
+      </w:r>
+      <w:r>
+        <w:rPr>
+          <w:rFonts w:ascii="Times New Roman" w:hAnsi="Times New Roman" w:cs="Times New Roman"/>
+          <w:color w:val="00B050"/>
+          <w:sz w:val="23"/>
+          <w:szCs w:val="23"/>
+        </w:rPr>
+        <w:t xml:space="preserve">Insertion can be much </w:t>
+      </w:r>
+      <w:proofErr w:type="gramStart"/>
+      <w:r>
+        <w:rPr>
+          <w:rFonts w:ascii="Times New Roman" w:hAnsi="Times New Roman" w:cs="Times New Roman"/>
+          <w:color w:val="00B050"/>
+          <w:sz w:val="23"/>
+          <w:szCs w:val="23"/>
+        </w:rPr>
+        <w:t>more simple</w:t>
+      </w:r>
+      <w:proofErr w:type="gramEnd"/>
+      <w:r>
+        <w:rPr>
+          <w:rFonts w:ascii="Times New Roman" w:hAnsi="Times New Roman" w:cs="Times New Roman"/>
+          <w:color w:val="00B050"/>
+          <w:sz w:val="23"/>
+          <w:szCs w:val="23"/>
+        </w:rPr>
+        <w:t xml:space="preserve"> </w:t>
+      </w:r>
+      <w:r>
+        <w:rPr>
+          <w:rFonts w:ascii="Times New Roman" w:hAnsi="Times New Roman" w:cs="Times New Roman"/>
+          <w:color w:val="00B050"/>
+          <w:sz w:val="23"/>
+          <w:szCs w:val="23"/>
+        </w:rPr>
+        <w:t xml:space="preserve">is Separate Chaining because the probing sequence can grow to be long in </w:t>
+      </w:r>
+      <w:r>
+        <w:rPr>
+          <w:rFonts w:ascii="Times New Roman" w:hAnsi="Times New Roman" w:cs="Times New Roman"/>
+          <w:color w:val="00B050"/>
+          <w:sz w:val="23"/>
+          <w:szCs w:val="23"/>
+        </w:rPr>
+        <w:t>Open Addressing while in Separate Chaining you always just append to the end of the linked list.</w:t>
+      </w:r>
+    </w:p>
+    <w:p>
+      <w:pPr>
+        <w:pStyle w:val="HTMLPreformatted"/>
+        <w:wordWrap w:val="0"/>
+        <w:textAlignment w:val="baseline"/>
+        <w:outlineLvl w:val="3"/>
+        <w:rPr>
+          <w:rFonts w:ascii="Times New Roman" w:hAnsi="Times New Roman" w:cs="Times New Roman"/>
+          <w:color w:val="00B050"/>
+          <w:sz w:val="23"/>
+          <w:szCs w:val="23"/>
+        </w:rPr>
+      </w:pPr>
+    </w:p>
+    <w:p>
+      <w:pPr>
+        <w:pStyle w:val="HTMLPreformatted"/>
+        <w:wordWrap w:val="0"/>
+        <w:textAlignment w:val="baseline"/>
+        <w:outlineLvl w:val="3"/>
+        <w:rPr>
+          <w:rFonts w:ascii="Times New Roman" w:hAnsi="Times New Roman" w:cs="Times New Roman"/>
+          <w:color w:val="00B050"/>
+          <w:sz w:val="23"/>
+          <w:szCs w:val="23"/>
+        </w:rPr>
+      </w:pPr>
+      <w:r>
+        <w:rPr>
+          <w:rFonts w:ascii="Times New Roman" w:hAnsi="Times New Roman" w:cs="Times New Roman"/>
+          <w:color w:val="00B050"/>
+          <w:sz w:val="23"/>
+          <w:szCs w:val="23"/>
+        </w:rPr>
+        <w:t xml:space="preserve">Probably the most notable is </w:t>
+      </w:r>
+      <w:r>
+        <w:rPr>
+          <w:rFonts w:ascii="Times New Roman" w:hAnsi="Times New Roman" w:cs="Times New Roman"/>
+          <w:color w:val="00B050"/>
+          <w:sz w:val="23"/>
+          <w:szCs w:val="23"/>
+        </w:rPr>
+        <w:t>what happens when the Load Factor of the Has</w:t>
+      </w:r>
+      <w:r>
+        <w:rPr>
+          <w:rFonts w:ascii="Times New Roman" w:hAnsi="Times New Roman" w:cs="Times New Roman"/>
+          <w:color w:val="00B050"/>
+          <w:sz w:val="23"/>
+          <w:szCs w:val="23"/>
+        </w:rPr>
+        <w:t>h</w:t>
+      </w:r>
+      <w:r>
+        <w:rPr>
+          <w:rFonts w:ascii="Times New Roman" w:hAnsi="Times New Roman" w:cs="Times New Roman"/>
+          <w:color w:val="00B050"/>
+          <w:sz w:val="23"/>
+          <w:szCs w:val="23"/>
+        </w:rPr>
+        <w:t xml:space="preserve"> Table nears 1</w:t>
+      </w:r>
+      <w:r>
+        <w:rPr>
+          <w:rFonts w:ascii="Times New Roman" w:hAnsi="Times New Roman" w:cs="Times New Roman"/>
+          <w:color w:val="00B050"/>
+          <w:sz w:val="23"/>
+          <w:szCs w:val="23"/>
+        </w:rPr>
+        <w:t>.</w:t>
+      </w:r>
+      <w:r>
+        <w:rPr>
+          <w:rFonts w:ascii="Times New Roman" w:hAnsi="Times New Roman" w:cs="Times New Roman"/>
+          <w:color w:val="00B050"/>
+          <w:sz w:val="23"/>
+          <w:szCs w:val="23"/>
+        </w:rPr>
+        <w:t xml:space="preserve"> In Open Addressing</w:t>
+      </w:r>
+      <w:r>
+        <w:rPr>
+          <w:rFonts w:ascii="Times New Roman" w:hAnsi="Times New Roman" w:cs="Times New Roman"/>
+          <w:color w:val="00B050"/>
+          <w:sz w:val="23"/>
+          <w:szCs w:val="23"/>
+        </w:rPr>
+        <w:t xml:space="preserve"> performance falls off quickly since</w:t>
+      </w:r>
+      <w:r>
+        <w:rPr>
+          <w:rFonts w:ascii="Times New Roman" w:hAnsi="Times New Roman" w:cs="Times New Roman"/>
+          <w:color w:val="00B050"/>
+          <w:sz w:val="23"/>
+          <w:szCs w:val="23"/>
+        </w:rPr>
+        <w:t xml:space="preserve"> the </w:t>
+      </w:r>
+      <w:r>
+        <w:rPr>
+          <w:rFonts w:ascii="Times New Roman" w:hAnsi="Times New Roman" w:cs="Times New Roman"/>
+          <w:color w:val="00B050"/>
+          <w:sz w:val="23"/>
+          <w:szCs w:val="23"/>
+        </w:rPr>
+        <w:t>table runs out of places to put things and cannot scale without resizing</w:t>
+      </w:r>
+      <w:r>
+        <w:rPr>
+          <w:rFonts w:ascii="Times New Roman" w:hAnsi="Times New Roman" w:cs="Times New Roman"/>
+          <w:color w:val="00B050"/>
+          <w:sz w:val="23"/>
+          <w:szCs w:val="23"/>
+        </w:rPr>
+        <w:t xml:space="preserve">, meanwhile separate chaining loses performance much more gradually as all the linked lists in each index can just continuously be </w:t>
+      </w:r>
+      <w:proofErr w:type="gramStart"/>
+      <w:r>
+        <w:rPr>
+          <w:rFonts w:ascii="Times New Roman" w:hAnsi="Times New Roman" w:cs="Times New Roman"/>
+          <w:color w:val="00B050"/>
+          <w:sz w:val="23"/>
+          <w:szCs w:val="23"/>
+        </w:rPr>
+        <w:t>appended</w:t>
+      </w:r>
+      <w:proofErr w:type="gramEnd"/>
+      <w:r>
+        <w:rPr>
+          <w:rFonts w:ascii="Times New Roman" w:hAnsi="Times New Roman" w:cs="Times New Roman"/>
+          <w:color w:val="00B050"/>
+          <w:sz w:val="23"/>
+          <w:szCs w:val="23"/>
+        </w:rPr>
+        <w:t xml:space="preserve"> without resizing.</w:t>
+      </w:r>
     </w:p>
     <w:p>
       <w:pPr>
@@ -10303,6 +11320,7 @@
           <w:szCs w:val="40"/>
           <w:lang w:val="en-AU"/>
         </w:rPr>
+        <w:lastRenderedPageBreak/>
         <w:t>End of Examination… Good Luck!</w:t>
       </w:r>
     </w:p>
@@ -10433,7 +11451,7 @@
             </wp:anchor>
           </w:drawing>
         </mc:Choice>
-        <mc:Fallback xmlns:a14="http://schemas.microsoft.com/office/drawing/2010/main" xmlns:a="http://schemas.openxmlformats.org/drawingml/2006/main">
+        <mc:Fallback xmlns:a="http://schemas.openxmlformats.org/drawingml/2006/main" xmlns:a14="http://schemas.microsoft.com/office/drawing/2010/main">
           <w:pict w14:anchorId="27C51E15">
             <v:line id="Straight Connector 5" style="position:absolute;z-index:251663360;visibility:visible;mso-wrap-style:square;mso-width-percent:0;mso-height-percent:0;mso-wrap-distance-left:9pt;mso-wrap-distance-top:-3e-5mm;mso-wrap-distance-right:9pt;mso-wrap-distance-bottom:-3e-5mm;mso-position-horizontal:absolute;mso-position-horizontal-relative:text;mso-position-vertical:absolute;mso-position-vertical-relative:text;mso-width-percent:0;mso-height-percent:0;mso-width-relative:page;mso-height-relative:page" o:spid="_x0000_s1026" strokecolor="#4f81bd" strokeweight="2pt" from="-53.65pt,5.75pt" to="504.35pt,5.75pt" w14:anchorId="34B3A931" o:gfxdata="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">
               <v:shadow on="t" opacity="24903f" offset="0,.55556mm" origin=",.5"/>
@@ -10581,7 +11599,7 @@
             </wp:anchor>
           </w:drawing>
         </mc:Choice>
-        <mc:Fallback xmlns:a14="http://schemas.microsoft.com/office/drawing/2010/main" xmlns:a="http://schemas.openxmlformats.org/drawingml/2006/main">
+        <mc:Fallback xmlns:a="http://schemas.openxmlformats.org/drawingml/2006/main" xmlns:a14="http://schemas.microsoft.com/office/drawing/2010/main">
           <w:pict w14:anchorId="4F37DF6E">
             <v:line id="Straight Connector 4" style="position:absolute;z-index:251668480;visibility:visible;mso-wrap-style:square;mso-width-percent:0;mso-height-percent:0;mso-wrap-distance-left:9pt;mso-wrap-distance-top:-3e-5mm;mso-wrap-distance-right:9pt;mso-wrap-distance-bottom:-3e-5mm;mso-position-horizontal:absolute;mso-position-horizontal-relative:text;mso-position-vertical:absolute;mso-position-vertical-relative:text;mso-width-percent:0;mso-height-percent:0;mso-width-relative:page;mso-height-relative:page" o:spid="_x0000_s1026" strokecolor="#4f81bd" strokeweight="2pt" from="-53.65pt,5.75pt" to="504.35pt,5.75pt" w14:anchorId="1EF14236" o:gfxdata="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">
               <v:shadow on="t" opacity="24903f" offset="0,.55556mm" origin=",.5"/>
@@ -10958,7 +11976,7 @@
             </wp:anchor>
           </w:drawing>
         </mc:Choice>
-        <mc:Fallback xmlns:a14="http://schemas.microsoft.com/office/drawing/2010/main" xmlns:pic="http://schemas.openxmlformats.org/drawingml/2006/picture" xmlns:a="http://schemas.openxmlformats.org/drawingml/2006/main">
+        <mc:Fallback xmlns:a="http://schemas.openxmlformats.org/drawingml/2006/main" xmlns:pic="http://schemas.openxmlformats.org/drawingml/2006/picture" xmlns:a14="http://schemas.microsoft.com/office/drawing/2010/main">
           <w:pict w14:anchorId="3F8501D6">
             <v:line id="Straight Connector 2" style="position:absolute;z-index:251666432;visibility:visible;mso-wrap-style:square;mso-width-percent:0;mso-height-percent:0;mso-wrap-distance-left:9pt;mso-wrap-distance-top:-3e-5mm;mso-wrap-distance-right:9pt;mso-wrap-distance-bottom:-3e-5mm;mso-position-horizontal:absolute;mso-position-horizontal-relative:text;mso-position-vertical:absolute;mso-position-vertical-relative:text;mso-width-percent:0;mso-height-percent:0;mso-width-relative:page;mso-height-relative:page" o:spid="_x0000_s1026" strokecolor="#4f81bd" strokeweight="2pt" from="-57.55pt,17.65pt" to="500.45pt,17.65pt" w14:anchorId="691FCB60" o:gfxdata="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">
               <v:shadow on="t" opacity="24903f" offset="0,.55556mm" origin=",.5"/>
@@ -14300,6 +15318,7 @@
   <w:style w:type="character" w:default="1" w:styleId="DefaultParagraphFont">
     <w:name w:val="Default Paragraph Font"/>
     <w:uiPriority w:val="1"/>
+    <w:semiHidden/>
     <w:unhideWhenUsed/>
   </w:style>
   <w:style w:type="table" w:default="1" w:styleId="TableNormal">
